--- a/05_Sales_&_Outreach_Playbooks/13_Sales_Outreach_Templates_&_Scripts.docx
+++ b/05_Sales_&_Outreach_Playbooks/13_Sales_Outreach_Templates_&_Scripts.docx
@@ -35,7 +35,7 @@
         <w:rPr>
           <w:b/>
         </w:rPr>
-        <w:t>Founder &amp; Managing Director</w:t>
+        <w:t>Co-Founder &amp; Managing Director</w:t>
       </w:r>
       <w:r>
         <w:t>: Hunter (Fly Fishing Georgia North Mountains)</w:t>
@@ -47,7 +47,7 @@
         <w:rPr>
           <w:b/>
         </w:rPr>
-        <w:t>Co-Founder &amp; Board Member</w:t>
+        <w:t>Board Member</w:t>
       </w:r>
       <w:r>
         <w:t>: Hadi Irvani (General Partner at Infill Capital Partners, University of Virginia - UVA)</w:t>
@@ -238,7 +238,7 @@
         <w:t>*   Significant cost and schedule savings compared to building complex, high-maintenance on-site mitigation works.</w:t>
         <w:br/>
         <w:br/>
-        <w:t>We operate under corporate governance guided by our Co-Founder and Board Member, Hadi Irvani (General Partner at Infill Capital Partners), ensuring institutional financial structure, contract reliability, and clean transactions.</w:t>
+        <w:t>We operate under corporate governance guided by our Board Member, Hadi Irvani (General Partner at Infill Capital Partners), ensuring institutional financial structure, contract reliability, and clean transactions.</w:t>
         <w:br/>
         <w:br/>
         <w:t>If your environmental consultants are currently calculating your debit liabilities, I would appreciate 10 minutes to discuss how we can allocate a portion of our credit release to accelerate your permit schedule.</w:t>
@@ -252,7 +252,7 @@
         <w:br/>
         <w:t>Hunter</w:t>
         <w:br/>
-        <w:t>Founder &amp; Managing Director</w:t>
+        <w:t>Co-Founder &amp; Managing Director</w:t>
         <w:br/>
         <w:t>Blue Ridge Stream Restoration &amp; Mitigation LLC</w:t>
         <w:br/>
@@ -261,7 +261,7 @@
         <w:t>www.blueridgestream.com</w:t>
         <w:br/>
         <w:br/>
-        <w:t>CC: Hadi Irvani, Co-Founder &amp; Board Member (hirvani@infillcapital.com)</w:t>
+        <w:t>CC: Hadi Irvani, Board Member (hirvani@infillcapital.com)</w:t>
       </w:r>
     </w:p>
     <w:p>
@@ -331,7 +331,7 @@
         <w:br/>
         <w:t>Hunter</w:t>
         <w:br/>
-        <w:t>Founder &amp; Managing Director, Blue Ridge Stream Restoration &amp; Mitigation LLC</w:t>
+        <w:t>Co-Founder &amp; Managing Director, Blue Ridge Stream Restoration &amp; Mitigation LLC</w:t>
       </w:r>
     </w:p>
     <w:p>
@@ -451,7 +451,7 @@
         <w:br/>
         <w:t>2.  **Agility**: We offer site-specific Permittee-Responsible Mitigation (PRM) designs for projects that cannot access standard banks, saving valuable acreage.</w:t>
         <w:br/>
-        <w:t>3.  **Governance**: Led by myself and my Co-Founder &amp; Board Member, Hadi Irvani (General Partner at Infill Capital), we operate with institutional-grade capital stability and contracting reliability.</w:t>
+        <w:t>3.  **Governance**: Led by myself and my Board Member, Hadi Irvani (General Partner at Infill Capital), we operate with institutional-grade capital stability and contracting reliability.</w:t>
         <w:br/>
         <w:br/>
         <w:t xml:space="preserve">I would love to send you a quick 1-page summary of our current RIBITS credit ledger and buy you a coffee to discuss how we can support your upcoming transactions. </w:t>
@@ -465,7 +465,7 @@
         <w:br/>
         <w:t>Hunter</w:t>
         <w:br/>
-        <w:t>Founder &amp; Managing Director</w:t>
+        <w:t>Co-Founder &amp; Managing Director</w:t>
         <w:br/>
         <w:t>Blue Ridge Stream Restoration &amp; Mitigation LLC</w:t>
         <w:br/>
@@ -611,7 +611,7 @@
         <w:br/>
         <w:t>Hunter</w:t>
         <w:br/>
-        <w:t>Founder &amp; Managing Director</w:t>
+        <w:t>Co-Founder &amp; Managing Director</w:t>
         <w:br/>
         <w:t>Blue Ridge Stream Restoration &amp; Mitigation LLC</w:t>
         <w:br/>
